--- a/policies/build/masters_hco/HCO.PSQ.6_v2_master.docx
+++ b/policies/build/masters_hco/HCO.PSQ.6_v2_master.docx
@@ -773,7 +773,7 @@
           <w:sz w:val="22"/>
           <w:szCs w:val="22"/>
         </w:rPr>
-        <w:t xml:space="preserve">Boundaries: do not copy SHCO equivalent-chapter wording. Do not overwrite HCO AAC, COP, MOM, PRE or IPC policies. Spell out abbreviations on first use in training materials. OE counts/levels/asterisks stay with the official portal Standards PDF. Method notes come from the Guidebook Interpretation paragraphs (scanned PDF md5 2c4489ee98de4ae9b49cba168ea9f42a).</w:t>
+        <w:t xml:space="preserve">Boundaries: do not overwrite HCO AAC, COP, MOM, PRE or IPC policies. Spell out abbreviations on first use in training materials. OE counts/levels/asterisks stay with the official portal Standards PDF. Method notes come from the Guidebook Interpretation paragraphs (scanned PDF md5 2c4489ee98de4ae9b49cba168ea9f42a).</w:t>
       </w:r>
     </w:p>
     <w:p>
@@ -839,7 +839,7 @@
           <w:sz w:val="22"/>
           <w:szCs w:val="22"/>
         </w:rPr>
-        <w:t xml:space="preserve">2. Do not skip: The leaders at all levels in the organisation are aware of the intent of the patient safety and quality imp...</w:t>
+        <w:t xml:space="preserve">2. Do not skip: The leaders at all levels in the organisation are aware of the intent of the patient safety and quality...</w:t>
       </w:r>
     </w:p>
     <w:p>
@@ -887,7 +887,7 @@
           <w:sz w:val="22"/>
           <w:szCs w:val="22"/>
         </w:rPr>
-        <w:t xml:space="preserve">6. Do not skip: The management uses the feedback obtained from the work force to improve patient safety and quality improve...</w:t>
+        <w:t xml:space="preserve">6. Do not skip: The management uses the feedback obtained from the work force to improve patient safety and quality...</w:t>
       </w:r>
     </w:p>
     <w:p>
@@ -1007,7 +1007,7 @@
         <w:spacing w:after="100" w:before="220"/>
       </w:pPr>
       <w:r>
-        <w:t xml:space="preserve">5.3 Departmental leaders are involved in patient safety and quality impro...</w:t>
+        <w:t xml:space="preserve">5.3 Departmental leaders are involved in patient safety and quality...</w:t>
       </w:r>
     </w:p>
     <w:p>
@@ -1052,7 +1052,7 @@
         <w:spacing w:after="100" w:before="220"/>
       </w:pPr>
       <w:r>
-        <w:t xml:space="preserve">5.4 Organisation earmarks adequate funds from its annual budget in this r...</w:t>
+        <w:t xml:space="preserve">5.4 Organisation earmarks adequate funds from its annual budget in this...</w:t>
       </w:r>
     </w:p>
     <w:p>
@@ -1142,7 +1142,7 @@
         <w:spacing w:after="100" w:before="220"/>
       </w:pPr>
       <w:r>
-        <w:t xml:space="preserve">5.6 The management uses the feedback obtained from the work force to impr...</w:t>
+        <w:t xml:space="preserve">5.6 The management uses the feedback obtained from the work force to...</w:t>
       </w:r>
     </w:p>
     <w:p>
@@ -1188,6 +1188,20 @@
       </w:pPr>
       <w:r>
         <w:t xml:space="preserve">6. Governance and responsibility</w:t>
+      </w:r>
+    </w:p>
+    <w:p>
+      <w:pPr>
+        <w:spacing w:after="20" w:before="100"/>
+      </w:pPr>
+      <w:r>
+        <w:rPr>
+          <w:b/>
+          <w:bCs/>
+          <w:sz w:val="22"/>
+          <w:szCs w:val="22"/>
+        </w:rPr>
+        <w:t xml:space="preserve">Medical Superintendent</w:t>
       </w:r>
     </w:p>
     <w:p>
@@ -1204,7 +1218,7 @@
           <w:sz w:val="22"/>
           <w:szCs w:val="22"/>
         </w:rPr>
-        <w:t xml:space="preserve">Medical Superintendent</w:t>
+        <w:t xml:space="preserve">Accountable that PSQ.6 is resourced and followed.</w:t>
       </w:r>
     </w:p>
     <w:p>
@@ -1221,7 +1235,21 @@
           <w:sz w:val="22"/>
           <w:szCs w:val="22"/>
         </w:rPr>
-        <w:t xml:space="preserve">Accountable that PSQ.6 is resourced and followed.</w:t>
+        <w:t xml:space="preserve">Acts on sentinel events, safety-culture failures and quality-programme gaps that reach top leadership.</w:t>
+      </w:r>
+    </w:p>
+    <w:p>
+      <w:pPr>
+        <w:spacing w:after="20" w:before="100"/>
+      </w:pPr>
+      <w:r>
+        <w:rPr>
+          <w:b/>
+          <w:bCs/>
+          <w:sz w:val="22"/>
+          <w:szCs w:val="22"/>
+        </w:rPr>
+        <w:t xml:space="preserve">Medical Superintendent</w:t>
       </w:r>
     </w:p>
     <w:p>
@@ -1238,7 +1266,21 @@
           <w:sz w:val="22"/>
           <w:szCs w:val="22"/>
         </w:rPr>
-        <w:t xml:space="preserve">Acts on sentinel events, safety-culture failures and quality-programme gaps that reach top leadership.</w:t>
+        <w:t xml:space="preserve">Owns day-to-day implementation and records for this standard.</w:t>
+      </w:r>
+    </w:p>
+    <w:p>
+      <w:pPr>
+        <w:spacing w:after="20" w:before="100"/>
+      </w:pPr>
+      <w:r>
+        <w:rPr>
+          <w:b/>
+          <w:bCs/>
+          <w:sz w:val="22"/>
+          <w:szCs w:val="22"/>
+        </w:rPr>
+        <w:t xml:space="preserve">Patient Safety Officer</w:t>
       </w:r>
     </w:p>
     <w:p>
@@ -1255,7 +1297,21 @@
           <w:sz w:val="22"/>
           <w:szCs w:val="22"/>
         </w:rPr>
-        <w:t xml:space="preserve">Medical Superintendent</w:t>
+        <w:t xml:space="preserve">Coordinates the patient-safety programme and incident/sentinel-event path across standards.</w:t>
+      </w:r>
+    </w:p>
+    <w:p>
+      <w:pPr>
+        <w:spacing w:after="20" w:before="100"/>
+      </w:pPr>
+      <w:r>
+        <w:rPr>
+          <w:b/>
+          <w:bCs/>
+          <w:sz w:val="22"/>
+          <w:szCs w:val="22"/>
+        </w:rPr>
+        <w:t xml:space="preserve">Quality Coordinator</w:t>
       </w:r>
     </w:p>
     <w:p>
@@ -1272,7 +1328,7 @@
           <w:sz w:val="22"/>
           <w:szCs w:val="22"/>
         </w:rPr>
-        <w:t xml:space="preserve">Owns day-to-day implementation and records for this standard.</w:t>
+        <w:t xml:space="preserve">Coordinates the quality-improvement programme, indicators, audits and projects as this standard requires.</w:t>
       </w:r>
     </w:p>
     <w:p>
@@ -1289,7 +1345,21 @@
           <w:sz w:val="22"/>
           <w:szCs w:val="22"/>
         </w:rPr>
-        <w:t xml:space="preserve">Patient Safety Officer</w:t>
+        <w:t xml:space="preserve">Audits this policy «quarterly»; holds training acknowledgements.</w:t>
+      </w:r>
+    </w:p>
+    <w:p>
+      <w:pPr>
+        <w:spacing w:after="20" w:before="100"/>
+      </w:pPr>
+      <w:r>
+        <w:rPr>
+          <w:b/>
+          <w:bCs/>
+          <w:sz w:val="22"/>
+          <w:szCs w:val="22"/>
+        </w:rPr>
+        <w:t xml:space="preserve">Nursing Superintendent</w:t>
       </w:r>
     </w:p>
     <w:p>
@@ -1306,7 +1376,28 @@
           <w:sz w:val="22"/>
           <w:szCs w:val="22"/>
         </w:rPr>
-        <w:t xml:space="preserve">Coordinates the patient-safety programme and incident/sentinel-event path across standards.</w:t>
+        <w:t xml:space="preserve">Owns nursing-care quality monitoring where this standard requires it.</w:t>
+      </w:r>
+    </w:p>
+    <w:p>
+      <w:pPr>
+        <w:pStyle w:val="Heading1"/>
+        <w:spacing w:after="120" w:before="280"/>
+      </w:pPr>
+      <w:r>
+        <w:t xml:space="preserve">7. Quality monitoring (RCA → CAPA)</w:t>
+      </w:r>
+    </w:p>
+    <w:p>
+      <w:pPr>
+        <w:spacing w:after="140"/>
+      </w:pPr>
+      <w:r>
+        <w:rPr>
+          <w:sz w:val="22"/>
+          <w:szCs w:val="22"/>
+        </w:rPr>
+        <w:t xml:space="preserve">The Quality Coordinator audits this policy «quarterly». The audit reviews:</w:t>
       </w:r>
     </w:p>
     <w:p>
@@ -1323,7 +1414,7 @@
           <w:sz w:val="22"/>
           <w:szCs w:val="22"/>
         </w:rPr>
-        <w:t xml:space="preserve">Quality Coordinator</w:t>
+        <w:t xml:space="preserve">Records for a sample of this standard's objective elements, checked against the What-we-do steps.</w:t>
       </w:r>
     </w:p>
     <w:p>
@@ -1340,159 +1431,19 @@
           <w:sz w:val="22"/>
           <w:szCs w:val="22"/>
         </w:rPr>
-        <w:t xml:space="preserve">Coordinates the quality-improvement programme, indicators, audits and projects as this standard requires.</w:t>
-      </w:r>
-    </w:p>
-    <w:p>
-      <w:pPr>
-        <w:pStyle w:val="ListParagraph"/>
-        <w:numPr>
-          <w:ilvl w:val="0"/>
-          <w:numId w:val="1"/>
-        </w:numPr>
-        <w:spacing w:after="60"/>
-      </w:pPr>
-      <w:r>
-        <w:rPr>
-          <w:sz w:val="22"/>
-          <w:szCs w:val="22"/>
-        </w:rPr>
-        <w:t xml:space="preserve">Audits this policy «quarterly»; holds training acknowledgements.</w:t>
-      </w:r>
-    </w:p>
-    <w:p>
-      <w:pPr>
-        <w:pStyle w:val="ListParagraph"/>
-        <w:numPr>
-          <w:ilvl w:val="0"/>
-          <w:numId w:val="1"/>
-        </w:numPr>
-        <w:spacing w:after="60"/>
-      </w:pPr>
-      <w:r>
-        <w:rPr>
-          <w:sz w:val="22"/>
-          <w:szCs w:val="22"/>
-        </w:rPr>
-        <w:t xml:space="preserve">Nursing Superintendent</w:t>
-      </w:r>
-    </w:p>
-    <w:p>
-      <w:pPr>
-        <w:pStyle w:val="ListParagraph"/>
-        <w:numPr>
-          <w:ilvl w:val="0"/>
-          <w:numId w:val="1"/>
-        </w:numPr>
-        <w:spacing w:after="60"/>
-      </w:pPr>
-      <w:r>
-        <w:rPr>
-          <w:sz w:val="22"/>
-          <w:szCs w:val="22"/>
-        </w:rPr>
-        <w:t xml:space="preserve">Owns nursing-care quality monitoring where this standard requires it.</w:t>
-      </w:r>
-    </w:p>
-    <w:p>
-      <w:pPr>
-        <w:pStyle w:val="Heading1"/>
-        <w:spacing w:after="120" w:before="280"/>
-      </w:pPr>
-      <w:r>
-        <w:t xml:space="preserve">7. Quality monitoring (RCA → CAPA)</w:t>
-      </w:r>
-    </w:p>
-    <w:p>
-      <w:pPr>
-        <w:spacing w:after="140"/>
-      </w:pPr>
-      <w:r>
-        <w:rPr>
-          <w:sz w:val="22"/>
-          <w:szCs w:val="22"/>
-        </w:rPr>
-        <w:t xml:space="preserve">The Quality Coordinator audits this policy «quarterly».</w:t>
-      </w:r>
-    </w:p>
-    <w:p>
-      <w:pPr>
-        <w:spacing w:after="140"/>
-      </w:pPr>
-      <w:r>
-        <w:rPr>
-          <w:sz w:val="22"/>
-          <w:szCs w:val="22"/>
-        </w:rPr>
-        <w:t xml:space="preserve">What is monitored each quarter:</w:t>
-      </w:r>
-    </w:p>
-    <w:p>
-      <w:pPr>
-        <w:pStyle w:val="ListParagraph"/>
-        <w:numPr>
-          <w:ilvl w:val="0"/>
-          <w:numId w:val="1"/>
-        </w:numPr>
-        <w:spacing w:after="60"/>
-      </w:pPr>
-      <w:r>
-        <w:rPr>
-          <w:sz w:val="22"/>
-          <w:szCs w:val="22"/>
-        </w:rPr>
-        <w:t xml:space="preserve">Sample of records for each OE PSQ.6.a–f.</w:t>
-      </w:r>
-    </w:p>
-    <w:p>
-      <w:pPr>
-        <w:pStyle w:val="ListParagraph"/>
-        <w:numPr>
-          <w:ilvl w:val="0"/>
-          <w:numId w:val="1"/>
-        </w:numPr>
-        <w:spacing w:after="60"/>
-      </w:pPr>
-      <w:r>
-        <w:rPr>
-          <w:sz w:val="22"/>
-          <w:szCs w:val="22"/>
-        </w:rPr>
-        <w:t xml:space="preserve">Asterisked elements (none) have document evidence as required.</w:t>
-      </w:r>
-    </w:p>
-    <w:p>
-      <w:pPr>
-        <w:pStyle w:val="ListParagraph"/>
-        <w:numPr>
-          <w:ilvl w:val="0"/>
-          <w:numId w:val="1"/>
-        </w:numPr>
-        <w:spacing w:after="60"/>
-      </w:pPr>
-      <w:r>
-        <w:rPr>
-          <w:sz w:val="22"/>
-          <w:szCs w:val="22"/>
-        </w:rPr>
-        <w:t xml:space="preserve">CORE elements (none) show no critical gaps in the sample.</w:t>
-      </w:r>
-    </w:p>
-    <w:p>
-      <w:pPr>
-        <w:pStyle w:val="ListParagraph"/>
-        <w:numPr>
-          <w:ilvl w:val="0"/>
-          <w:numId w:val="1"/>
-        </w:numPr>
-        <w:spacing w:after="60"/>
-      </w:pPr>
-      <w:r>
-        <w:rPr>
-          <w:sz w:val="22"/>
-          <w:szCs w:val="22"/>
-        </w:rPr>
         <w:t xml:space="preserve">Stop-work events (if any) are logged with outcome.</w:t>
+      </w:r>
+    </w:p>
+    <w:p>
+      <w:pPr>
+        <w:spacing w:after="140"/>
+      </w:pPr>
+      <w:r>
+        <w:rPr>
+          <w:sz w:val="22"/>
+          <w:szCs w:val="22"/>
+        </w:rPr>
+        <w:t xml:space="preserve">Root-cause analysis is required when a gap found in this audit remains open beyond «90 days».</w:t>
       </w:r>
     </w:p>
     <w:p>
@@ -3145,7 +3096,7 @@
           <w:sz w:val="22"/>
           <w:szCs w:val="22"/>
         </w:rPr>
-        <w:t xml:space="preserve">Records showing PSQ.6.a was followed for sampled cases.</w:t>
+        <w:t xml:space="preserve">Signed safety-culture statement in the patient-safety manual.</w:t>
       </w:r>
     </w:p>
     <w:p>
@@ -3162,7 +3113,7 @@
           <w:sz w:val="22"/>
           <w:szCs w:val="22"/>
         </w:rPr>
-        <w:t xml:space="preserve">Written guidance / protocol referenced for this element (where required).</w:t>
+        <w:t xml:space="preserve">Validated safety-culture survey result at least annually (for example MaPSaF, Safety Attitudes Questionnaire, AHRQ SOPS).</w:t>
       </w:r>
     </w:p>
     <w:p>
@@ -3179,7 +3130,7 @@
           <w:sz w:val="22"/>
           <w:szCs w:val="22"/>
         </w:rPr>
-        <w:t xml:space="preserve">Audit sample notes for PSQ.6.a reviewed «quarterly».</w:t>
+        <w:t xml:space="preserve">Management action record responding to the survey results.</w:t>
       </w:r>
     </w:p>
     <w:p>
@@ -3205,7 +3156,7 @@
           <w:sz w:val="22"/>
           <w:szCs w:val="22"/>
         </w:rPr>
-        <w:t xml:space="preserve">Records showing PSQ.6.b was followed for sampled cases.</w:t>
+        <w:t xml:space="preserve">Department-head briefing record at induction to the role and annually thereafter.</w:t>
       </w:r>
     </w:p>
     <w:p>
@@ -3222,7 +3173,7 @@
           <w:sz w:val="22"/>
           <w:szCs w:val="22"/>
         </w:rPr>
-        <w:t xml:space="preserve">Written guidance / protocol referenced for this element (where required).</w:t>
+        <w:t xml:space="preserve">Acknowledgement or attendance record held by the Quality Coordinator.</w:t>
       </w:r>
     </w:p>
     <w:p>
@@ -3239,7 +3190,7 @@
           <w:sz w:val="22"/>
           <w:szCs w:val="22"/>
         </w:rPr>
-        <w:t xml:space="preserve">Audit sample notes for PSQ.6.b reviewed «quarterly».</w:t>
+        <w:t xml:space="preserve">Confirmation floor leaders can describe the programme's intent and implementation approach.</w:t>
       </w:r>
     </w:p>
     <w:p>
@@ -3265,7 +3216,7 @@
           <w:sz w:val="22"/>
           <w:szCs w:val="22"/>
         </w:rPr>
-        <w:t xml:space="preserve">Records showing PSQ.6.c was followed for sampled cases.</w:t>
+        <w:t xml:space="preserve">Committee attendance or named-delegate record for departmental leaders.</w:t>
       </w:r>
     </w:p>
     <w:p>
@@ -3282,7 +3233,7 @@
           <w:sz w:val="22"/>
           <w:szCs w:val="22"/>
         </w:rPr>
-        <w:t xml:space="preserve">Written guidance / protocol referenced for this element (where required).</w:t>
+        <w:t xml:space="preserve">Department quality file showing owned indicators or projects.</w:t>
       </w:r>
     </w:p>
     <w:p>
@@ -3299,7 +3250,7 @@
           <w:sz w:val="22"/>
           <w:szCs w:val="22"/>
         </w:rPr>
-        <w:t xml:space="preserve">Audit sample notes for PSQ.6.c reviewed «quarterly».</w:t>
+        <w:t xml:space="preserve">Team-briefing record from the departmental leader.</w:t>
       </w:r>
     </w:p>
     <w:p>
@@ -3325,7 +3276,7 @@
           <w:sz w:val="22"/>
           <w:szCs w:val="22"/>
         </w:rPr>
-        <w:t xml:space="preserve">Records showing PSQ.6.d was followed for sampled cases.</w:t>
+        <w:t xml:space="preserve">Signed annual budget line for patient safety and quality (training, audit time, safety equipment, projects, information systems).</w:t>
       </w:r>
     </w:p>
     <w:p>
@@ -3342,7 +3293,7 @@
           <w:sz w:val="22"/>
           <w:szCs w:val="22"/>
         </w:rPr>
-        <w:t xml:space="preserve">Written guidance / protocol referenced for this element (where required).</w:t>
+        <w:t xml:space="preserve">Record of any mid-year stock-out of a funded safety item, reported to management.</w:t>
       </w:r>
     </w:p>
     <w:p>
@@ -3359,7 +3310,7 @@
           <w:sz w:val="22"/>
           <w:szCs w:val="22"/>
         </w:rPr>
-        <w:t xml:space="preserve">Audit sample notes for PSQ.6.d reviewed «quarterly».</w:t>
+        <w:t xml:space="preserve">Budget-utilisation record for the year.</w:t>
       </w:r>
     </w:p>
     <w:p>
@@ -3385,7 +3336,7 @@
           <w:sz w:val="22"/>
           <w:szCs w:val="22"/>
         </w:rPr>
-        <w:t xml:space="preserve">Records showing PSQ.6.e was followed for sampled cases.</w:t>
+        <w:t xml:space="preserve">Current organisational and department-level performance-improvement target set.</w:t>
       </w:r>
     </w:p>
     <w:p>
@@ -3402,7 +3353,7 @@
           <w:sz w:val="22"/>
           <w:szCs w:val="22"/>
         </w:rPr>
-        <w:t xml:space="preserve">Written guidance / protocol referenced for this element (where required).</w:t>
+        <w:t xml:space="preserve">Review record at least once in three months and modification record at least annually.</w:t>
       </w:r>
     </w:p>
     <w:p>
@@ -3419,7 +3370,7 @@
           <w:sz w:val="22"/>
           <w:szCs w:val="22"/>
         </w:rPr>
-        <w:t xml:space="preserve">Audit sample notes for PSQ.6.e reviewed «quarterly».</w:t>
+        <w:t xml:space="preserve">Record of targets shared with faculty and staff with feedback.</w:t>
       </w:r>
     </w:p>
     <w:p>
@@ -3445,7 +3396,7 @@
           <w:sz w:val="22"/>
           <w:szCs w:val="22"/>
         </w:rPr>
-        <w:t xml:space="preserve">Records showing PSQ.6.f was followed for sampled cases.</w:t>
+        <w:t xml:space="preserve">Staff-feedback source record (survey, safety-huddle theme log, suggestion scheme).</w:t>
       </w:r>
     </w:p>
     <w:p>
@@ -3462,7 +3413,7 @@
           <w:sz w:val="22"/>
           <w:szCs w:val="22"/>
         </w:rPr>
-        <w:t xml:space="preserve">Written guidance / protocol referenced for this element (where required).</w:t>
+        <w:t xml:space="preserve">Minuted record of feedback themes considered.</w:t>
       </w:r>
     </w:p>
     <w:p>
@@ -3479,7 +3430,7 @@
           <w:sz w:val="22"/>
           <w:szCs w:val="22"/>
         </w:rPr>
-        <w:t xml:space="preserve">Audit sample notes for PSQ.6.f reviewed «quarterly».</w:t>
+        <w:t xml:space="preserve">Record of a programme change resulting from that feedback — the closed loop.</w:t>
       </w:r>
     </w:p>
     <w:p>

--- a/policies/build/masters_hco/HCO.PSQ.6_v2_master.docx
+++ b/policies/build/masters_hco/HCO.PSQ.6_v2_master.docx
@@ -692,7 +692,7 @@
           <w:sz w:val="22"/>
           <w:szCs w:val="22"/>
         </w:rPr>
-        <w:t xml:space="preserve">It covers objective elements PSQ.6.a–f (6 elements).</w:t>
+        <w:t xml:space="preserve">This policy covers all 6 requirements under this standard, listed in detail below.</w:t>
       </w:r>
     </w:p>
     <w:p>
@@ -716,7 +716,7 @@
           <w:sz w:val="22"/>
           <w:szCs w:val="22"/>
         </w:rPr>
-        <w:t xml:space="preserve">This policy owns PSQ.6. Related AAC, COP, MOM, PRE and IPC duties stay with those policies — cross-reference only. Other PSQ standards stay with their own policies.</w:t>
+        <w:t xml:space="preserve">This policy covers management support for patient safety and quality specifically. Related duties — like patient assessment, clinical care, medication management, patient rights, or infection control — are covered in the hospital's other policies, not repeated here. Other PSQ standards stay with their own policies.</w:t>
       </w:r>
     </w:p>
     <w:p>
@@ -761,19 +761,19 @@
           <w:sz w:val="22"/>
           <w:szCs w:val="22"/>
         </w:rPr>
-        <w:t xml:space="preserve">It covers 6 objective elements (PSQ.6.a, PSQ.6.b, PSQ.6.c, PSQ.6.d, PSQ.6.e, PSQ.6.f).</w:t>
-      </w:r>
-    </w:p>
-    <w:p>
-      <w:pPr>
-        <w:spacing w:after="140"/>
-      </w:pPr>
-      <w:r>
-        <w:rPr>
-          <w:sz w:val="22"/>
-          <w:szCs w:val="22"/>
-        </w:rPr>
-        <w:t xml:space="preserve">Boundaries: do not overwrite HCO AAC, COP, MOM, PRE or IPC policies. Spell out abbreviations on first use in training materials. OE counts/levels/asterisks stay with the official portal Standards PDF. Method notes come from the Guidebook Interpretation paragraphs (scanned PDF md5 2c4489ee98de4ae9b49cba168ea9f42a).</w:t>
+        <w:t xml:space="preserve">This policy covers all 6 requirements under this standard, listed in detail below.</w:t>
+      </w:r>
+    </w:p>
+    <w:p>
+      <w:pPr>
+        <w:spacing w:after="140"/>
+      </w:pPr>
+      <w:r>
+        <w:rPr>
+          <w:sz w:val="22"/>
+          <w:szCs w:val="22"/>
+        </w:rPr>
+        <w:t xml:space="preserve">This policy covers management support for patient safety and quality specifically. Related duties — like patient assessment, clinical care, medication management, patient rights, or infection control — are covered in the hospital's other policies, not repeated here. Spell out abbreviations on first use in training materials. OE counts/levels/asterisks stay with the official portal Standards PDF. Method notes come from the Guidebook Interpretation paragraphs (scanned PDF md5 2c4489ee98de4ae9b49cba168ea9f42a).</w:t>
       </w:r>
     </w:p>
     <w:p>
